--- a/ORDERS/JFC/WIP/OPAC JFC DIRECTION AND GUIDANCE D4.docx
+++ b/ORDERS/JFC/WIP/OPAC JFC DIRECTION AND GUIDANCE D4.docx
@@ -535,46 +535,46 @@
           <w:lang w:val="en-US"/>
         </w:rPr>
       </w:pPr>
-    </w:p>
-    <w:p>
-      <w:pPr>
-        <w:pStyle w:val="Ingenmellomrom"/>
-        <w:rPr>
-          <w:lang w:val="en-US"/>
-        </w:rPr>
-      </w:pPr>
-    </w:p>
-    <w:p>
-      <w:pPr>
-        <w:pStyle w:val="Ingenmellomrom"/>
-        <w:rPr>
-          <w:lang w:val="en-US"/>
-        </w:rPr>
-      </w:pPr>
-    </w:p>
-    <w:p>
-      <w:pPr>
-        <w:pStyle w:val="Ingenmellomrom"/>
-        <w:rPr>
-          <w:lang w:val="en-US"/>
-        </w:rPr>
-      </w:pPr>
-    </w:p>
-    <w:p>
-      <w:pPr>
-        <w:pStyle w:val="Ingenmellomrom"/>
-        <w:rPr>
-          <w:lang w:val="en-US"/>
-        </w:rPr>
-      </w:pPr>
-    </w:p>
-    <w:p>
-      <w:pPr>
-        <w:pStyle w:val="Ingenmellomrom"/>
-        <w:rPr>
-          <w:lang w:val="en-US"/>
-        </w:rPr>
-      </w:pPr>
+      <w:r>
+        <w:rPr>
+          <w:lang w:val="en-US"/>
+        </w:rPr>
+        <w:t xml:space="preserve">JFACC continued shaping the battlefield by </w:t>
+      </w:r>
+      <w:r>
+        <w:rPr>
+          <w:lang w:val="en-US"/>
+        </w:rPr>
+        <w:t>using CAPs to establish air superiority, SEAD/DEAD against enemy forces in Finland, combined with strike against communication in Notia while at the same time support the ground forces by AR and CAS against Notian forces in Finland.</w:t>
+      </w:r>
+    </w:p>
+    <w:p>
+      <w:pPr>
+        <w:pStyle w:val="Ingenmellomrom"/>
+        <w:rPr>
+          <w:lang w:val="en-US"/>
+        </w:rPr>
+      </w:pPr>
+      <w:r>
+        <w:rPr>
+          <w:lang w:val="en-US"/>
+        </w:rPr>
+        <w:t>MCC have moved CVN to CVOA during D3 and are ready for operations on D4.</w:t>
+      </w:r>
+    </w:p>
+    <w:p>
+      <w:pPr>
+        <w:pStyle w:val="Ingenmellomrom"/>
+        <w:rPr>
+          <w:lang w:val="en-US"/>
+        </w:rPr>
+      </w:pPr>
+      <w:r>
+        <w:rPr>
+          <w:lang w:val="en-US"/>
+        </w:rPr>
+        <w:t>LCC have continued ground defensive operations in Finland.</w:t>
+      </w:r>
     </w:p>
     <w:p>
       <w:pPr>
@@ -613,9 +613,9 @@
         </w:rPr>
         <w:drawing>
           <wp:inline distT="0" distB="0" distL="0" distR="0">
-            <wp:extent cx="5760720" cy="3437535"/>
-            <wp:effectExtent l="57150" t="19050" r="106680" b="67665"/>
-            <wp:docPr id="1" name="Bilde 2"/>
+            <wp:extent cx="5760720" cy="5627816"/>
+            <wp:effectExtent l="57150" t="19050" r="106680" b="68134"/>
+            <wp:docPr id="4" name="Bilde 2"/>
             <wp:cNvGraphicFramePr>
               <a:graphicFrameLocks xmlns:a="http://schemas.openxmlformats.org/drawingml/2006/main" noChangeAspect="1"/>
             </wp:cNvGraphicFramePr>
@@ -629,7 +629,7 @@
                     </pic:cNvPicPr>
                   </pic:nvPicPr>
                   <pic:blipFill>
-                    <a:blip r:embed="rId11" cstate="print"/>
+                    <a:blip r:embed="rId11"/>
                     <a:srcRect/>
                     <a:stretch>
                       <a:fillRect/>
@@ -638,7 +638,7 @@
                   <pic:spPr bwMode="auto">
                     <a:xfrm>
                       <a:off x="0" y="0"/>
-                      <a:ext cx="5760720" cy="3437535"/>
+                      <a:ext cx="5760720" cy="5627816"/>
                     </a:xfrm>
                     <a:prstGeom prst="rect">
                       <a:avLst/>
@@ -761,6 +761,7 @@
         <w:rPr>
           <w:lang w:val="en-US"/>
         </w:rPr>
+        <w:lastRenderedPageBreak/>
         <w:t>56</w:t>
       </w:r>
       <w:r>
@@ -1045,7 +1046,6 @@
         <w:rPr>
           <w:lang w:val="en-US"/>
         </w:rPr>
-        <w:lastRenderedPageBreak/>
         <w:t>Norwegian local forces</w:t>
       </w:r>
     </w:p>
@@ -1279,7 +1279,13 @@
         <w:rPr>
           <w:lang w:val="en-US"/>
         </w:rPr>
-        <w:t>CVN-73/CSG-5 now enroute CVOA DEFENSIVE. On station CVOA end of D3.1</w:t>
+        <w:t xml:space="preserve">CVN-73/CSG-5 </w:t>
+      </w:r>
+      <w:r>
+        <w:rPr>
+          <w:lang w:val="en-US"/>
+        </w:rPr>
+        <w:t>support operations from CVOA on D4.</w:t>
       </w:r>
     </w:p>
     <w:p>
@@ -1419,7 +1425,7 @@
         <w:rPr>
           <w:lang w:val="en-US"/>
         </w:rPr>
-        <w:t>5</w:t>
+        <w:t>3</w:t>
       </w:r>
       <w:r>
         <w:rPr>
@@ -1471,7 +1477,7 @@
         <w:rPr>
           <w:lang w:val="en-US"/>
         </w:rPr>
-        <w:t>3</w:t>
+        <w:t>2</w:t>
       </w:r>
       <w:r>
         <w:rPr>
@@ -1574,6 +1580,7 @@
         <w:rPr>
           <w:lang w:val="en-US"/>
         </w:rPr>
+        <w:lastRenderedPageBreak/>
         <w:t>Direction and Guidance</w:t>
       </w:r>
     </w:p>
@@ -1638,40 +1645,31 @@
         <w:rPr>
           <w:lang w:val="en-US"/>
         </w:rPr>
-        <w:t>Recover FW jets from 494</w:t>
-      </w:r>
-      <w:r>
-        <w:rPr>
-          <w:vertAlign w:val="superscript"/>
-          <w:lang w:val="en-US"/>
-        </w:rPr>
-        <w:t>th</w:t>
-      </w:r>
-      <w:r>
-        <w:rPr>
-          <w:lang w:val="en-US"/>
-        </w:rPr>
-        <w:t xml:space="preserve"> and 108</w:t>
-      </w:r>
-      <w:r>
-        <w:rPr>
-          <w:vertAlign w:val="superscript"/>
-          <w:lang w:val="en-US"/>
-        </w:rPr>
-        <w:t>th</w:t>
-      </w:r>
-      <w:r>
-        <w:rPr>
-          <w:lang w:val="en-US"/>
-        </w:rPr>
-        <w:t xml:space="preserve"> after sorties on D3.1</w:t>
-      </w:r>
-      <w:r>
-        <w:rPr>
-          <w:rStyle w:val="Fotnotereferanse"/>
-          <w:lang w:val="en-US"/>
-        </w:rPr>
-        <w:footnoteReference w:id="4"/>
+        <w:t>Support the campaign with embarked airwing based on priorites from JFACC</w:t>
+      </w:r>
+      <w:r>
+        <w:rPr>
+          <w:lang w:val="en-US"/>
+        </w:rPr>
+        <w:t>.</w:t>
+      </w:r>
+    </w:p>
+    <w:p>
+      <w:pPr>
+        <w:pStyle w:val="Ingenmellomrom"/>
+        <w:numPr>
+          <w:ilvl w:val="1"/>
+          <w:numId w:val="15"/>
+        </w:numPr>
+        <w:rPr>
+          <w:lang w:val="en-US"/>
+        </w:rPr>
+      </w:pPr>
+      <w:r>
+        <w:rPr>
+          <w:lang w:val="en-US"/>
+        </w:rPr>
+        <w:t>Recommend to JFC for any changes to CVOA</w:t>
       </w:r>
     </w:p>
     <w:p>
@@ -1710,7 +1708,7 @@
           <w:rStyle w:val="Fotnotereferanse"/>
           <w:lang w:val="en-US"/>
         </w:rPr>
-        <w:footnoteReference w:id="5"/>
+        <w:footnoteReference w:id="4"/>
       </w:r>
     </w:p>
     <w:p>
@@ -1728,7 +1726,6 @@
         <w:rPr>
           <w:lang w:val="en-US"/>
         </w:rPr>
-        <w:lastRenderedPageBreak/>
         <w:t>Per JFACC priorities</w:t>
       </w:r>
     </w:p>
@@ -1765,13 +1762,31 @@
         <w:rPr>
           <w:lang w:val="en-US"/>
         </w:rPr>
-        <w:t xml:space="preserve">Priority of effort is to </w:t>
-      </w:r>
-      <w:r>
-        <w:rPr>
-          <w:lang w:val="en-US"/>
-        </w:rPr>
-        <w:t>establish air superiority</w:t>
+        <w:t xml:space="preserve">Priority of effort is </w:t>
+      </w:r>
+      <w:r>
+        <w:rPr>
+          <w:lang w:val="en-US"/>
+        </w:rPr>
+        <w:t xml:space="preserve">for JFACC </w:t>
+      </w:r>
+      <w:r>
+        <w:rPr>
+          <w:lang w:val="en-US"/>
+        </w:rPr>
+        <w:t xml:space="preserve">to </w:t>
+      </w:r>
+      <w:r>
+        <w:rPr>
+          <w:lang w:val="en-US"/>
+        </w:rPr>
+        <w:t>be able to take the fight to the enemy territory so the enemy need to balance protection of own territory against the offensive action in Finland</w:t>
+      </w:r>
+      <w:r>
+        <w:rPr>
+          <w:lang w:val="en-US"/>
+        </w:rPr>
+        <w:t>.</w:t>
       </w:r>
     </w:p>
     <w:p>
@@ -1789,25 +1804,7 @@
         <w:rPr>
           <w:lang w:val="en-US"/>
         </w:rPr>
-        <w:t>Shape battlefield to facilitate for long range strikes into Notia to conduct offensive counter air against airbases</w:t>
-      </w:r>
-    </w:p>
-    <w:p>
-      <w:pPr>
-        <w:pStyle w:val="Ingenmellomrom"/>
-        <w:numPr>
-          <w:ilvl w:val="1"/>
-          <w:numId w:val="15"/>
-        </w:numPr>
-        <w:rPr>
-          <w:lang w:val="en-US"/>
-        </w:rPr>
-      </w:pPr>
-      <w:r>
-        <w:rPr>
-          <w:lang w:val="en-US"/>
-        </w:rPr>
-        <w:t>Shape battlefield to facilitate for long range strikes into Notia to strike factories for air defence</w:t>
+        <w:t>With ground forces heavily engaged in Finland, the only offensive assets available to take the fight to the Notian homeland for the Combined Joint Task Force is JFACC air assets.</w:t>
       </w:r>
     </w:p>
     <w:p>
@@ -2430,40 +2427,6 @@
     </w:p>
   </w:footnote>
   <w:footnote w:id="4">
-    <w:p>
-      <w:pPr>
-        <w:pStyle w:val="Fotnotetekst"/>
-        <w:rPr>
-          <w:lang w:val="en-US"/>
-        </w:rPr>
-      </w:pPr>
-      <w:r>
-        <w:rPr>
-          <w:rStyle w:val="Fotnotereferanse"/>
-        </w:rPr>
-        <w:footnoteRef/>
-      </w:r>
-      <w:r>
-        <w:rPr>
-          <w:lang w:val="en-US"/>
-        </w:rPr>
-        <w:t xml:space="preserve"> Naval</w:t>
-      </w:r>
-      <w:r>
-        <w:rPr>
-          <w:lang w:val="en-US"/>
-        </w:rPr>
-        <w:t xml:space="preserve"> </w:t>
-      </w:r>
-      <w:r>
-        <w:rPr>
-          <w:lang w:val="en-US"/>
-        </w:rPr>
-        <w:t>FW jets will depart from Banak, but can recover at CVN-73 D3.1. For D3.2: Naval FW jets can both depart and recover at CVN-73</w:t>
-      </w:r>
-    </w:p>
-  </w:footnote>
-  <w:footnote w:id="5">
     <w:p>
       <w:pPr>
         <w:pStyle w:val="Fotnotetekst"/>
